--- a/llm-count-study/ISR_cover_letter.docx
+++ b/llm-count-study/ISR_cover_letter.docx
@@ -11,7 +11,7 @@
           <w:b w:val="0"/>
           <w:i w:val="0"/>
         </w:rPr>
-        <w:t>[Date]</w:t>
+        <w:t>October 17, 2026</w:t>
       </w:r>
     </w:p>
     <w:p>
@@ -137,11 +137,11 @@
         </w:rPr>
         <w:t>Sincerely,</w:t>
         <w:br/>
-        <w:t>[Corresponding author name]</w:t>
+        <w:t>Ook Lee</w:t>
         <w:br/>
-        <w:t>[Affiliation]</w:t>
+        <w:t>Department of Information Systems, Hanyang University, Seoul, Korea</w:t>
         <w:br/>
-        <w:t>[Email]</w:t>
+        <w:t>ooklee@hanyang.ac.kr</w:t>
       </w:r>
     </w:p>
     <w:sectPr>

--- a/llm-count-study/ISR_cover_letter.docx
+++ b/llm-count-study/ISR_cover_letter.docx
@@ -139,7 +139,7 @@
         <w:br/>
         <w:t>Ook Lee</w:t>
         <w:br/>
-        <w:t>Department of Information Systems, Hanyang University, Seoul, Korea</w:t>
+        <w:t>Department of Information System, Hanyang University, Seoul, Korea</w:t>
         <w:br/>
         <w:t>ooklee@hanyang.ac.kr</w:t>
       </w:r>

--- a/llm-count-study/ISR_cover_letter.docx
+++ b/llm-count-study/ISR_cover_letter.docx
@@ -63,7 +63,7 @@
           <w:b w:val="0"/>
           <w:i w:val="0"/>
         </w:rPr>
-        <w:t>We submit the enclosed manuscript for consideration at Information Systems Research. The paper treats the generative-AI synthetic customer, increasingly sold as a digital twin of a customer base, as an IT artifact for decision support. It develops design knowledge for such artifacts, explains why their validation and governance are managerial problems and not only statistical ones, and tests the argument with eight language models, three transaction settings, and a randomized email experiment.</w:t>
+        <w:t>We submit the enclosed manuscript for consideration at Information Systems Research. The paper treats the generative-AI synthetic customer, increasingly sold as a digital twin of a customer base, as an IT artifact for decision support. It develops design constraints and a calibration mechanism for such artifacts, explains why their validation and governance are managerial problems and not only statistical ones, and tests the argument with eight language models, three transaction settings, and a randomized email experiment.</w:t>
       </w:r>
     </w:p>
     <w:p>
